--- a/0-all/1-2025-2026/2-second-semester/4-G-4/2-week-2-/4-worksheet/Computer Worksheet G4 W2.docx
+++ b/0-all/1-2025-2026/2-second-semester/4-G-4/2-week-2-/4-worksheet/Computer Worksheet G4 W2.docx
@@ -254,7 +254,7 @@
                 <w:bCs/>
                 <w:lang w:bidi="ar-EG"/>
               </w:rPr>
-              <w:t>10</w:t>
+              <w:t>2</w:t>
             </w:r>
           </w:p>
         </w:tc>
@@ -292,7 +292,7 @@
             <w:pPr>
               <w:jc w:val="center"/>
               <w:rPr>
-                <w:rFonts w:ascii="Comic Sans MS" w:hAnsi="Comic Sans MS"/>
+                <w:rFonts w:ascii="Comic Sans MS" w:hAnsi="Comic Sans MS" w:hint="cs"/>
                 <w:b/>
                 <w:bCs/>
                 <w:sz w:val="28"/>
@@ -309,7 +309,27 @@
                 <w:sz w:val="28"/>
                 <w:szCs w:val="28"/>
               </w:rPr>
-              <w:t>Variables</w:t>
+              <w:t>Retouch</w:t>
+            </w:r>
+            <w:r>
+              <w:rPr>
+                <w:rFonts w:ascii="Comic Sans MS" w:hAnsi="Comic Sans MS"/>
+                <w:b/>
+                <w:bCs/>
+                <w:sz w:val="28"/>
+                <w:szCs w:val="28"/>
+              </w:rPr>
+              <w:t xml:space="preserve"> </w:t>
+            </w:r>
+            <w:r>
+              <w:rPr>
+                <w:rFonts w:ascii="Comic Sans MS" w:hAnsi="Comic Sans MS"/>
+                <w:b/>
+                <w:bCs/>
+                <w:sz w:val="28"/>
+                <w:szCs w:val="28"/>
+              </w:rPr>
+              <w:t>Images</w:t>
             </w:r>
           </w:p>
         </w:tc>
@@ -396,29 +416,7 @@
           <w:sz w:val="36"/>
           <w:szCs w:val="36"/>
         </w:rPr>
-        <w:t xml:space="preserve">heet No. </w:t>
-      </w:r>
-      <w:proofErr w:type="gramStart"/>
-      <w:r>
-        <w:rPr>
-          <w:rFonts w:ascii="Lucida Bright" w:hAnsi="Lucida Bright"/>
-          <w:b/>
-          <w:bCs/>
-          <w:sz w:val="36"/>
-          <w:szCs w:val="36"/>
-        </w:rPr>
-        <w:t xml:space="preserve">(  </w:t>
-      </w:r>
-      <w:proofErr w:type="gramEnd"/>
-      <w:r>
-        <w:rPr>
-          <w:rFonts w:ascii="Lucida Bright" w:hAnsi="Lucida Bright"/>
-          <w:b/>
-          <w:bCs/>
-          <w:sz w:val="36"/>
-          <w:szCs w:val="36"/>
-        </w:rPr>
-        <w:t xml:space="preserve">  </w:t>
+        <w:t xml:space="preserve">heet No. (    </w:t>
       </w:r>
       <w:r>
         <w:rPr>
@@ -428,7 +426,7 @@
           <w:sz w:val="36"/>
           <w:szCs w:val="36"/>
         </w:rPr>
-        <w:t>10</w:t>
+        <w:t>2</w:t>
       </w:r>
       <w:r>
         <w:rPr>
@@ -438,30 +436,8 @@
           <w:sz w:val="36"/>
           <w:szCs w:val="36"/>
         </w:rPr>
-        <w:t xml:space="preserve"> </w:t>
+        <w:t xml:space="preserve">   )</w:t>
       </w:r>
-      <w:proofErr w:type="gramStart"/>
-      <w:r>
-        <w:rPr>
-          <w:rFonts w:ascii="Lucida Bright" w:hAnsi="Lucida Bright"/>
-          <w:b/>
-          <w:bCs/>
-          <w:sz w:val="36"/>
-          <w:szCs w:val="36"/>
-        </w:rPr>
-        <w:t xml:space="preserve">  )</w:t>
-      </w:r>
-      <w:proofErr w:type="gramEnd"/>
-    </w:p>
-    <w:p>
-      <w:pPr>
-        <w:bidi w:val="0"/>
-        <w:rPr>
-          <w:rFonts w:ascii="Lucida Bright" w:hAnsi="Lucida Bright"/>
-          <w:sz w:val="36"/>
-          <w:szCs w:val="36"/>
-        </w:rPr>
-      </w:pPr>
     </w:p>
     <w:p>
       <w:pPr>
@@ -482,18 +458,7 @@
           <w:szCs w:val="40"/>
           <w:u w:val="single"/>
         </w:rPr>
-        <w:t>Question A:</w:t>
-      </w:r>
-      <w:r>
-        <w:rPr>
-          <w:rFonts w:ascii="Lucida Bright" w:hAnsi="Lucida Bright"/>
-          <w:b/>
-          <w:bCs/>
-          <w:sz w:val="40"/>
-          <w:szCs w:val="40"/>
-          <w:u w:val="single"/>
-        </w:rPr>
-        <w:t xml:space="preserve"> </w:t>
+        <w:t xml:space="preserve">Question A: </w:t>
       </w:r>
       <w:r>
         <w:rPr>
@@ -532,8 +497,9 @@
         <w:bidi w:val="0"/>
         <w:rPr>
           <w:rFonts w:ascii="Lucida Bright" w:hAnsi="Lucida Bright"/>
-          <w:sz w:val="36"/>
-          <w:szCs w:val="36"/>
+          <w:sz w:val="40"/>
+          <w:szCs w:val="40"/>
+          <w:u w:val="single"/>
         </w:rPr>
       </w:pPr>
     </w:p>
@@ -544,9 +510,9 @@
         <w:tblLook w:val="04A0" w:firstRow="1" w:lastRow="0" w:firstColumn="1" w:lastColumn="0" w:noHBand="0" w:noVBand="1"/>
       </w:tblPr>
       <w:tblGrid>
-        <w:gridCol w:w="3672"/>
-        <w:gridCol w:w="3672"/>
-        <w:gridCol w:w="3672"/>
+        <w:gridCol w:w="3936"/>
+        <w:gridCol w:w="2835"/>
+        <w:gridCol w:w="4245"/>
       </w:tblGrid>
       <w:tr>
         <w:trPr>
@@ -554,7 +520,7 @@
         </w:trPr>
         <w:tc>
           <w:tcPr>
-            <w:tcW w:w="3672" w:type="dxa"/>
+            <w:tcW w:w="3936" w:type="dxa"/>
             <w:vAlign w:val="center"/>
           </w:tcPr>
           <w:p>
@@ -577,13 +543,13 @@
                 <w:sz w:val="48"/>
                 <w:szCs w:val="48"/>
               </w:rPr>
-              <w:t>CTRL + A</w:t>
+              <w:t>After retouch</w:t>
             </w:r>
           </w:p>
         </w:tc>
         <w:tc>
           <w:tcPr>
-            <w:tcW w:w="3672" w:type="dxa"/>
+            <w:tcW w:w="2835" w:type="dxa"/>
             <w:vAlign w:val="center"/>
           </w:tcPr>
           <w:p>
@@ -612,7 +578,7 @@
         </w:tc>
         <w:tc>
           <w:tcPr>
-            <w:tcW w:w="3672" w:type="dxa"/>
+            <w:tcW w:w="4245" w:type="dxa"/>
             <w:vAlign w:val="center"/>
           </w:tcPr>
           <w:p>
@@ -635,7 +601,7 @@
                 <w:sz w:val="48"/>
                 <w:szCs w:val="48"/>
               </w:rPr>
-              <w:t>3600</w:t>
+              <w:t>Before retouch</w:t>
             </w:r>
           </w:p>
         </w:tc>
@@ -650,317 +616,70 @@
           <w:szCs w:val="36"/>
         </w:rPr>
       </w:pPr>
-    </w:p>
-    <w:p>
-      <w:pPr>
-        <w:bidi w:val="0"/>
-        <w:rPr>
-          <w:rFonts w:ascii="Lucida Bright" w:hAnsi="Lucida Bright"/>
-          <w:sz w:val="36"/>
-          <w:szCs w:val="36"/>
-        </w:rPr>
-      </w:pPr>
-    </w:p>
-    <w:p>
-      <w:pPr>
-        <w:pStyle w:val="ListParagraph"/>
-        <w:numPr>
-          <w:ilvl w:val="0"/>
-          <w:numId w:val="1"/>
-        </w:numPr>
-        <w:bidi w:val="0"/>
-        <w:rPr>
-          <w:rFonts w:ascii="Lucida Bright" w:hAnsi="Lucida Bright"/>
-          <w:sz w:val="36"/>
-          <w:szCs w:val="36"/>
-        </w:rPr>
-      </w:pPr>
       <w:r>
         <w:rPr>
-          <w:rFonts w:ascii="Lucida Bright" w:hAnsi="Lucida Bright"/>
-          <w:sz w:val="36"/>
-          <w:szCs w:val="36"/>
+          <w:noProof/>
         </w:rPr>
-        <w:t>When pressed together</w:t>
-      </w:r>
-      <w:r>
-        <w:rPr>
-          <w:rFonts w:ascii="Lucida Bright" w:hAnsi="Lucida Bright"/>
-          <w:sz w:val="36"/>
-          <w:szCs w:val="36"/>
-        </w:rPr>
-        <w:t>, which</w:t>
-      </w:r>
-      <w:r>
-        <w:rPr>
-          <w:rFonts w:ascii="Lucida Bright" w:hAnsi="Lucida Bright"/>
-          <w:sz w:val="36"/>
-          <w:szCs w:val="36"/>
-        </w:rPr>
-        <w:t xml:space="preserve"> keys</w:t>
-      </w:r>
-      <w:r>
-        <w:rPr>
-          <w:rFonts w:ascii="Lucida Bright" w:hAnsi="Lucida Bright"/>
-          <w:sz w:val="36"/>
-          <w:szCs w:val="36"/>
-        </w:rPr>
-        <w:t xml:space="preserve"> </w:t>
-      </w:r>
-      <w:r>
-        <w:rPr>
-          <w:rFonts w:ascii="Lucida Bright" w:hAnsi="Lucida Bright"/>
-          <w:sz w:val="36"/>
-          <w:szCs w:val="36"/>
-        </w:rPr>
-        <w:t xml:space="preserve">select </w:t>
-      </w:r>
-      <w:r>
-        <w:rPr>
-          <w:rFonts w:ascii="Lucida Bright" w:hAnsi="Lucida Bright"/>
-          <w:sz w:val="36"/>
-          <w:szCs w:val="36"/>
-        </w:rPr>
-        <w:t>the entire</w:t>
-      </w:r>
-      <w:r>
-        <w:rPr>
-          <w:rFonts w:ascii="Lucida Bright" w:hAnsi="Lucida Bright"/>
-          <w:sz w:val="36"/>
-          <w:szCs w:val="36"/>
-        </w:rPr>
-        <w:t xml:space="preserve"> sprite.</w:t>
+        <w:drawing>
+          <wp:anchor distT="0" distB="0" distL="114300" distR="114300" simplePos="0" relativeHeight="251661312" behindDoc="0" locked="0" layoutInCell="1" allowOverlap="1" wp14:anchorId="0F1A7A5B" wp14:editId="0F727706">
+            <wp:simplePos x="0" y="0"/>
+            <wp:positionH relativeFrom="column">
+              <wp:posOffset>40429</wp:posOffset>
+            </wp:positionH>
+            <wp:positionV relativeFrom="paragraph">
+              <wp:posOffset>220345</wp:posOffset>
+            </wp:positionV>
+            <wp:extent cx="3321792" cy="2210222"/>
+            <wp:effectExtent l="0" t="0" r="0" b="0"/>
+            <wp:wrapNone/>
+            <wp:docPr id="1672406791" name="Picture 3"/>
+            <wp:cNvGraphicFramePr>
+              <a:graphicFrameLocks xmlns:a="http://schemas.openxmlformats.org/drawingml/2006/main" noChangeAspect="1"/>
+            </wp:cNvGraphicFramePr>
+            <a:graphic xmlns:a="http://schemas.openxmlformats.org/drawingml/2006/main">
+              <a:graphicData uri="http://schemas.openxmlformats.org/drawingml/2006/picture">
+                <pic:pic xmlns:pic="http://schemas.openxmlformats.org/drawingml/2006/picture">
+                  <pic:nvPicPr>
+                    <pic:cNvPr id="1672406791" name="Picture 1672406791"/>
+                    <pic:cNvPicPr/>
+                  </pic:nvPicPr>
+                  <pic:blipFill>
+                    <a:blip r:embed="rId8" cstate="print">
+                      <a:extLst>
+                        <a:ext uri="{28A0092B-C50C-407E-A947-70E740481C1C}">
+                          <a14:useLocalDpi xmlns:a14="http://schemas.microsoft.com/office/drawing/2010/main" val="0"/>
+                        </a:ext>
+                      </a:extLst>
+                    </a:blip>
+                    <a:stretch>
+                      <a:fillRect/>
+                    </a:stretch>
+                  </pic:blipFill>
+                  <pic:spPr>
+                    <a:xfrm>
+                      <a:off x="0" y="0"/>
+                      <a:ext cx="3321792" cy="2210222"/>
+                    </a:xfrm>
+                    <a:prstGeom prst="rect">
+                      <a:avLst/>
+                    </a:prstGeom>
+                  </pic:spPr>
+                </pic:pic>
+              </a:graphicData>
+            </a:graphic>
+            <wp14:sizeRelH relativeFrom="margin">
+              <wp14:pctWidth>0</wp14:pctWidth>
+            </wp14:sizeRelH>
+            <wp14:sizeRelV relativeFrom="margin">
+              <wp14:pctHeight>0</wp14:pctHeight>
+            </wp14:sizeRelV>
+          </wp:anchor>
+        </w:drawing>
       </w:r>
     </w:p>
     <w:p>
       <w:pPr>
         <w:bidi w:val="0"/>
-        <w:ind w:left="720"/>
-        <w:rPr>
-          <w:rFonts w:ascii="Lucida Bright" w:hAnsi="Lucida Bright"/>
-          <w:sz w:val="36"/>
-          <w:szCs w:val="36"/>
-        </w:rPr>
-      </w:pPr>
-      <w:r>
-        <w:rPr>
-          <w:rFonts w:ascii="Lucida Bright" w:hAnsi="Lucida Bright"/>
-          <w:sz w:val="36"/>
-          <w:szCs w:val="36"/>
-        </w:rPr>
-        <w:t>………………………………………………………………….</w:t>
-      </w:r>
-    </w:p>
-    <w:p>
-      <w:pPr>
-        <w:bidi w:val="0"/>
-        <w:ind w:left="720"/>
-        <w:rPr>
-          <w:rFonts w:ascii="Lucida Bright" w:hAnsi="Lucida Bright"/>
-          <w:sz w:val="36"/>
-          <w:szCs w:val="36"/>
-        </w:rPr>
-      </w:pPr>
-      <w:r>
-        <w:rPr>
-          <w:rFonts w:ascii="Lucida Bright" w:hAnsi="Lucida Bright"/>
-          <w:sz w:val="36"/>
-          <w:szCs w:val="36"/>
-        </w:rPr>
-        <w:t>………………………………………………………………….</w:t>
-      </w:r>
-    </w:p>
-    <w:p>
-      <w:pPr>
-        <w:bidi w:val="0"/>
-        <w:ind w:left="720"/>
-        <w:rPr>
-          <w:rFonts w:ascii="Lucida Bright" w:hAnsi="Lucida Bright"/>
-          <w:sz w:val="36"/>
-          <w:szCs w:val="36"/>
-        </w:rPr>
-      </w:pPr>
-      <w:r>
-        <w:rPr>
-          <w:rFonts w:ascii="Lucida Bright" w:hAnsi="Lucida Bright"/>
-          <w:sz w:val="36"/>
-          <w:szCs w:val="36"/>
-        </w:rPr>
-        <w:t>………………………………………………………………….</w:t>
-      </w:r>
-    </w:p>
-    <w:p>
-      <w:pPr>
-        <w:bidi w:val="0"/>
-        <w:ind w:left="720"/>
-        <w:rPr>
-          <w:rFonts w:ascii="Lucida Bright" w:hAnsi="Lucida Bright"/>
-          <w:sz w:val="36"/>
-          <w:szCs w:val="36"/>
-        </w:rPr>
-      </w:pPr>
-    </w:p>
-    <w:p>
-      <w:pPr>
-        <w:bidi w:val="0"/>
-        <w:ind w:left="720"/>
-        <w:rPr>
-          <w:rFonts w:ascii="Lucida Bright" w:hAnsi="Lucida Bright"/>
-          <w:sz w:val="36"/>
-          <w:szCs w:val="36"/>
-        </w:rPr>
-      </w:pPr>
-    </w:p>
-    <w:p>
-      <w:pPr>
-        <w:bidi w:val="0"/>
-        <w:rPr>
-          <w:rFonts w:ascii="Lucida Bright" w:hAnsi="Lucida Bright"/>
-          <w:sz w:val="36"/>
-          <w:szCs w:val="36"/>
-        </w:rPr>
-      </w:pPr>
-    </w:p>
-    <w:p>
-      <w:pPr>
-        <w:pStyle w:val="ListParagraph"/>
-        <w:numPr>
-          <w:ilvl w:val="0"/>
-          <w:numId w:val="1"/>
-        </w:numPr>
-        <w:bidi w:val="0"/>
-        <w:rPr>
-          <w:rFonts w:ascii="Lucida Bright" w:hAnsi="Lucida Bright"/>
-          <w:sz w:val="36"/>
-          <w:szCs w:val="36"/>
-        </w:rPr>
-      </w:pPr>
-      <w:r>
-        <w:rPr>
-          <w:rFonts w:ascii="Lucida Bright" w:hAnsi="Lucida Bright"/>
-          <w:sz w:val="36"/>
-          <w:szCs w:val="36"/>
-        </w:rPr>
-        <w:t>If 1</w:t>
-      </w:r>
-      <w:r>
-        <w:rPr>
-          <w:rFonts w:ascii="Lucida Bright" w:hAnsi="Lucida Bright"/>
-          <w:sz w:val="36"/>
-          <w:szCs w:val="36"/>
-        </w:rPr>
-        <w:t xml:space="preserve"> minute = 60 </w:t>
-      </w:r>
-      <w:r>
-        <w:rPr>
-          <w:rFonts w:ascii="Lucida Bright" w:hAnsi="Lucida Bright"/>
-          <w:sz w:val="36"/>
-          <w:szCs w:val="36"/>
-        </w:rPr>
-        <w:t>seconds and 1</w:t>
-      </w:r>
-      <w:r>
-        <w:rPr>
-          <w:rFonts w:ascii="Lucida Bright" w:hAnsi="Lucida Bright"/>
-          <w:sz w:val="36"/>
-          <w:szCs w:val="36"/>
-        </w:rPr>
-        <w:t xml:space="preserve"> hour = 60 </w:t>
-      </w:r>
-      <w:r>
-        <w:rPr>
-          <w:rFonts w:ascii="Lucida Bright" w:hAnsi="Lucida Bright"/>
-          <w:sz w:val="36"/>
-          <w:szCs w:val="36"/>
-        </w:rPr>
-        <w:t>minutes, how</w:t>
-      </w:r>
-      <w:r>
-        <w:rPr>
-          <w:rFonts w:ascii="Lucida Bright" w:hAnsi="Lucida Bright"/>
-          <w:sz w:val="36"/>
-          <w:szCs w:val="36"/>
-        </w:rPr>
-        <w:t xml:space="preserve"> </w:t>
-      </w:r>
-      <w:r>
-        <w:rPr>
-          <w:rFonts w:ascii="Lucida Bright" w:hAnsi="Lucida Bright"/>
-          <w:sz w:val="36"/>
-          <w:szCs w:val="36"/>
-        </w:rPr>
-        <w:t>many seconds make 1</w:t>
-      </w:r>
-      <w:r>
-        <w:rPr>
-          <w:rFonts w:ascii="Lucida Bright" w:hAnsi="Lucida Bright"/>
-          <w:sz w:val="36"/>
-          <w:szCs w:val="36"/>
-        </w:rPr>
-        <w:t xml:space="preserve"> hour. </w:t>
-      </w:r>
-    </w:p>
-    <w:p>
-      <w:pPr>
-        <w:bidi w:val="0"/>
-        <w:ind w:left="720"/>
-        <w:rPr>
-          <w:rFonts w:ascii="Lucida Bright" w:hAnsi="Lucida Bright"/>
-          <w:sz w:val="36"/>
-          <w:szCs w:val="36"/>
-        </w:rPr>
-      </w:pPr>
-      <w:r>
-        <w:rPr>
-          <w:rFonts w:ascii="Lucida Bright" w:hAnsi="Lucida Bright"/>
-          <w:sz w:val="36"/>
-          <w:szCs w:val="36"/>
-        </w:rPr>
-        <w:t>………………………………………………………………….</w:t>
-      </w:r>
-    </w:p>
-    <w:p>
-      <w:pPr>
-        <w:bidi w:val="0"/>
-        <w:ind w:left="720"/>
-        <w:rPr>
-          <w:rFonts w:ascii="Lucida Bright" w:hAnsi="Lucida Bright"/>
-          <w:sz w:val="36"/>
-          <w:szCs w:val="36"/>
-        </w:rPr>
-      </w:pPr>
-      <w:r>
-        <w:rPr>
-          <w:rFonts w:ascii="Lucida Bright" w:hAnsi="Lucida Bright"/>
-          <w:sz w:val="36"/>
-          <w:szCs w:val="36"/>
-        </w:rPr>
-        <w:t>………………………………………………………………….</w:t>
-      </w:r>
-    </w:p>
-    <w:p>
-      <w:pPr>
-        <w:bidi w:val="0"/>
-        <w:ind w:left="720"/>
-        <w:rPr>
-          <w:rFonts w:ascii="Lucida Bright" w:hAnsi="Lucida Bright"/>
-          <w:sz w:val="36"/>
-          <w:szCs w:val="36"/>
-        </w:rPr>
-      </w:pPr>
-      <w:r>
-        <w:rPr>
-          <w:rFonts w:ascii="Lucida Bright" w:hAnsi="Lucida Bright"/>
-          <w:sz w:val="36"/>
-          <w:szCs w:val="36"/>
-        </w:rPr>
-        <w:t>………………………………………………………………….</w:t>
-      </w:r>
-    </w:p>
-    <w:p>
-      <w:pPr>
-        <w:bidi w:val="0"/>
-        <w:ind w:left="720"/>
         <w:rPr>
           <w:rFonts w:ascii="Lucida Bright" w:hAnsi="Lucida Bright"/>
           <w:sz w:val="36"/>
@@ -974,13 +693,76 @@
         <mc:AlternateContent>
           <mc:Choice Requires="wps">
             <w:drawing>
-              <wp:anchor distT="45720" distB="45720" distL="114300" distR="114300" simplePos="0" relativeHeight="251655168" behindDoc="0" locked="0" layoutInCell="1" allowOverlap="1" wp14:anchorId="20D99B0E" wp14:editId="04045F05">
+              <wp:anchor distT="0" distB="0" distL="114300" distR="114300" simplePos="0" relativeHeight="251666432" behindDoc="0" locked="0" layoutInCell="1" allowOverlap="1" wp14:anchorId="64401B1E" wp14:editId="25D5535E">
                 <wp:simplePos x="0" y="0"/>
                 <wp:positionH relativeFrom="column">
-                  <wp:posOffset>1969589</wp:posOffset>
+                  <wp:posOffset>3735705</wp:posOffset>
                 </wp:positionH>
                 <wp:positionV relativeFrom="paragraph">
-                  <wp:posOffset>641259</wp:posOffset>
+                  <wp:posOffset>2008505</wp:posOffset>
+                </wp:positionV>
+                <wp:extent cx="2671233" cy="0"/>
+                <wp:effectExtent l="57150" t="38100" r="53340" b="95250"/>
+                <wp:wrapNone/>
+                <wp:docPr id="2100335185" name="Straight Connector 4"/>
+                <wp:cNvGraphicFramePr/>
+                <a:graphic xmlns:a="http://schemas.openxmlformats.org/drawingml/2006/main">
+                  <a:graphicData uri="http://schemas.microsoft.com/office/word/2010/wordprocessingShape">
+                    <wps:wsp>
+                      <wps:cNvCnPr/>
+                      <wps:spPr>
+                        <a:xfrm>
+                          <a:off x="0" y="0"/>
+                          <a:ext cx="2671233" cy="0"/>
+                        </a:xfrm>
+                        <a:prstGeom prst="line">
+                          <a:avLst/>
+                        </a:prstGeom>
+                      </wps:spPr>
+                      <wps:style>
+                        <a:lnRef idx="3">
+                          <a:schemeClr val="dk1"/>
+                        </a:lnRef>
+                        <a:fillRef idx="0">
+                          <a:schemeClr val="dk1"/>
+                        </a:fillRef>
+                        <a:effectRef idx="2">
+                          <a:schemeClr val="dk1"/>
+                        </a:effectRef>
+                        <a:fontRef idx="minor">
+                          <a:schemeClr val="tx1"/>
+                        </a:fontRef>
+                      </wps:style>
+                      <wps:bodyPr/>
+                    </wps:wsp>
+                  </a:graphicData>
+                </a:graphic>
+              </wp:anchor>
+            </w:drawing>
+          </mc:Choice>
+          <mc:Fallback>
+            <w:pict>
+              <v:line w14:anchorId="5D81C090" id="Straight Connector 4" o:spid="_x0000_s1026" style="position:absolute;left:0;text-align:left;z-index:251666432;visibility:visible;mso-wrap-style:square;mso-wrap-distance-left:9pt;mso-wrap-distance-top:0;mso-wrap-distance-right:9pt;mso-wrap-distance-bottom:0;mso-position-horizontal:absolute;mso-position-horizontal-relative:text;mso-position-vertical:absolute;mso-position-vertical-relative:text" from="294.15pt,158.15pt" to="504.5pt,158.15pt" o:gfxdata="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" strokecolor="black [3200]" strokeweight="3pt">
+                <v:shadow on="t" color="black" opacity="22937f" origin=",.5" offset="0,.63889mm"/>
+              </v:line>
+            </w:pict>
+          </mc:Fallback>
+        </mc:AlternateContent>
+      </w:r>
+      <w:r>
+        <w:rPr>
+          <w:noProof/>
+        </w:rPr>
+        <mc:AlternateContent>
+          <mc:Choice Requires="wps">
+            <w:drawing>
+              <wp:anchor distT="45720" distB="45720" distL="114300" distR="114300" simplePos="0" relativeHeight="251649024" behindDoc="0" locked="0" layoutInCell="1" allowOverlap="1" wp14:anchorId="20D99B0E" wp14:editId="64AF5C99">
+                <wp:simplePos x="0" y="0"/>
+                <wp:positionH relativeFrom="column">
+                  <wp:posOffset>2070523</wp:posOffset>
+                </wp:positionH>
+                <wp:positionV relativeFrom="paragraph">
+                  <wp:posOffset>4602692</wp:posOffset>
                 </wp:positionV>
                 <wp:extent cx="2360930" cy="1404620"/>
                 <wp:effectExtent l="0" t="0" r="19050" b="24130"/>
@@ -1064,7 +846,7 @@
                 <v:stroke joinstyle="miter"/>
                 <v:path gradientshapeok="t" o:connecttype="rect"/>
               </v:shapetype>
-              <v:shape id="Text Box 2" o:spid="_x0000_s1026" type="#_x0000_t202" style="position:absolute;left:0;text-align:left;margin-left:155.1pt;margin-top:50.5pt;width:185.9pt;height:110.6pt;z-index:251655168;visibility:visible;mso-wrap-style:square;mso-width-percent:400;mso-height-percent:200;mso-wrap-distance-left:9pt;mso-wrap-distance-top:3.6pt;mso-wrap-distance-right:9pt;mso-wrap-distance-bottom:3.6pt;mso-position-horizontal:absolute;mso-position-horizontal-relative:text;mso-position-vertical:absolute;mso-position-vertical-relative:text;mso-width-percent:400;mso-height-percent:200;mso-width-relative:margin;mso-height-relative:margin;v-text-anchor:top" o:gfxdata="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">
+              <v:shape id="Text Box 2" o:spid="_x0000_s1026" type="#_x0000_t202" style="position:absolute;margin-left:163.05pt;margin-top:362.4pt;width:185.9pt;height:110.6pt;z-index:251649024;visibility:visible;mso-wrap-style:square;mso-width-percent:400;mso-height-percent:200;mso-wrap-distance-left:9pt;mso-wrap-distance-top:3.6pt;mso-wrap-distance-right:9pt;mso-wrap-distance-bottom:3.6pt;mso-position-horizontal:absolute;mso-position-horizontal-relative:text;mso-position-vertical:absolute;mso-position-vertical-relative:text;mso-width-percent:400;mso-height-percent:200;mso-width-relative:margin;mso-height-relative:margin;v-text-anchor:top" o:gfxdata="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">
                 <v:textbox style="mso-fit-shape-to-text:t">
                   <w:txbxContent>
                     <w:p>
@@ -1098,9 +880,132 @@
           </mc:Fallback>
         </mc:AlternateContent>
       </w:r>
+      <w:r>
+        <w:rPr>
+          <w:noProof/>
+        </w:rPr>
+        <mc:AlternateContent>
+          <mc:Choice Requires="wps">
+            <w:drawing>
+              <wp:anchor distT="0" distB="0" distL="114300" distR="114300" simplePos="0" relativeHeight="251670528" behindDoc="0" locked="0" layoutInCell="1" allowOverlap="1" wp14:anchorId="20ECDBD0" wp14:editId="3AD80DE2">
+                <wp:simplePos x="0" y="0"/>
+                <wp:positionH relativeFrom="column">
+                  <wp:posOffset>480060</wp:posOffset>
+                </wp:positionH>
+                <wp:positionV relativeFrom="paragraph">
+                  <wp:posOffset>4401185</wp:posOffset>
+                </wp:positionV>
+                <wp:extent cx="2671233" cy="0"/>
+                <wp:effectExtent l="57150" t="38100" r="53340" b="95250"/>
+                <wp:wrapNone/>
+                <wp:docPr id="2128057067" name="Straight Connector 4"/>
+                <wp:cNvGraphicFramePr/>
+                <a:graphic xmlns:a="http://schemas.openxmlformats.org/drawingml/2006/main">
+                  <a:graphicData uri="http://schemas.microsoft.com/office/word/2010/wordprocessingShape">
+                    <wps:wsp>
+                      <wps:cNvCnPr/>
+                      <wps:spPr>
+                        <a:xfrm>
+                          <a:off x="0" y="0"/>
+                          <a:ext cx="2671233" cy="0"/>
+                        </a:xfrm>
+                        <a:prstGeom prst="line">
+                          <a:avLst/>
+                        </a:prstGeom>
+                      </wps:spPr>
+                      <wps:style>
+                        <a:lnRef idx="3">
+                          <a:schemeClr val="dk1"/>
+                        </a:lnRef>
+                        <a:fillRef idx="0">
+                          <a:schemeClr val="dk1"/>
+                        </a:fillRef>
+                        <a:effectRef idx="2">
+                          <a:schemeClr val="dk1"/>
+                        </a:effectRef>
+                        <a:fontRef idx="minor">
+                          <a:schemeClr val="tx1"/>
+                        </a:fontRef>
+                      </wps:style>
+                      <wps:bodyPr/>
+                    </wps:wsp>
+                  </a:graphicData>
+                </a:graphic>
+              </wp:anchor>
+            </w:drawing>
+          </mc:Choice>
+          <mc:Fallback>
+            <w:pict>
+              <v:line w14:anchorId="745CE44D" id="Straight Connector 4" o:spid="_x0000_s1026" style="position:absolute;left:0;text-align:left;z-index:251670528;visibility:visible;mso-wrap-style:square;mso-wrap-distance-left:9pt;mso-wrap-distance-top:0;mso-wrap-distance-right:9pt;mso-wrap-distance-bottom:0;mso-position-horizontal:absolute;mso-position-horizontal-relative:text;mso-position-vertical:absolute;mso-position-vertical-relative:text" from="37.8pt,346.55pt" to="248.15pt,346.55pt" o:gfxdata="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" strokecolor="black [3200]" strokeweight="3pt">
+                <v:shadow on="t" color="black" opacity="22937f" origin=",.5" offset="0,.63889mm"/>
+              </v:line>
+            </w:pict>
+          </mc:Fallback>
+        </mc:AlternateContent>
+      </w:r>
+      <w:r>
+        <w:rPr>
+          <w:noProof/>
+        </w:rPr>
+        <w:drawing>
+          <wp:anchor distT="0" distB="0" distL="114300" distR="114300" simplePos="0" relativeHeight="251657216" behindDoc="0" locked="0" layoutInCell="1" allowOverlap="1" wp14:anchorId="5A38C975" wp14:editId="50656394">
+            <wp:simplePos x="0" y="0"/>
+            <wp:positionH relativeFrom="column">
+              <wp:posOffset>3521922</wp:posOffset>
+            </wp:positionH>
+            <wp:positionV relativeFrom="paragraph">
+              <wp:posOffset>2339128</wp:posOffset>
+            </wp:positionV>
+            <wp:extent cx="3213547" cy="2142067"/>
+            <wp:effectExtent l="0" t="0" r="6350" b="0"/>
+            <wp:wrapNone/>
+            <wp:docPr id="594018574" name="Picture 2"/>
+            <wp:cNvGraphicFramePr>
+              <a:graphicFrameLocks xmlns:a="http://schemas.openxmlformats.org/drawingml/2006/main" noChangeAspect="1"/>
+            </wp:cNvGraphicFramePr>
+            <a:graphic xmlns:a="http://schemas.openxmlformats.org/drawingml/2006/main">
+              <a:graphicData uri="http://schemas.openxmlformats.org/drawingml/2006/picture">
+                <pic:pic xmlns:pic="http://schemas.openxmlformats.org/drawingml/2006/picture">
+                  <pic:nvPicPr>
+                    <pic:cNvPr id="594018574" name="Picture 594018574"/>
+                    <pic:cNvPicPr/>
+                  </pic:nvPicPr>
+                  <pic:blipFill>
+                    <a:blip r:embed="rId9" cstate="print">
+                      <a:extLst>
+                        <a:ext uri="{28A0092B-C50C-407E-A947-70E740481C1C}">
+                          <a14:useLocalDpi xmlns:a14="http://schemas.microsoft.com/office/drawing/2010/main" val="0"/>
+                        </a:ext>
+                      </a:extLst>
+                    </a:blip>
+                    <a:stretch>
+                      <a:fillRect/>
+                    </a:stretch>
+                  </pic:blipFill>
+                  <pic:spPr>
+                    <a:xfrm>
+                      <a:off x="0" y="0"/>
+                      <a:ext cx="3213547" cy="2142067"/>
+                    </a:xfrm>
+                    <a:prstGeom prst="rect">
+                      <a:avLst/>
+                    </a:prstGeom>
+                  </pic:spPr>
+                </pic:pic>
+              </a:graphicData>
+            </a:graphic>
+            <wp14:sizeRelH relativeFrom="margin">
+              <wp14:pctWidth>0</wp14:pctWidth>
+            </wp14:sizeRelH>
+            <wp14:sizeRelV relativeFrom="margin">
+              <wp14:pctHeight>0</wp14:pctHeight>
+            </wp14:sizeRelV>
+          </wp:anchor>
+        </w:drawing>
+      </w:r>
     </w:p>
     <w:sectPr>
-      <w:headerReference w:type="default" r:id="rId8"/>
+      <w:headerReference w:type="default" r:id="rId10"/>
       <w:pgSz w:w="12240" w:h="15840"/>
       <w:pgMar w:top="720" w:right="720" w:bottom="720" w:left="720" w:header="720" w:footer="720" w:gutter="0"/>
       <w:pgBorders w:offsetFrom="page">
